--- a/skills/generuj-smlouvu/vzory/plna-moc/plna-moc.docx
+++ b/skills/generuj-smlouvu/vzory/plna-moc/plna-moc.docx
@@ -721,7 +721,7 @@
         <w:sz w:val="20"/>
         <w:szCs w:val="20"/>
       </w:rPr>
-      <w:t xml:space="preserve">Kupní smlouva </w:t>
+      <w:t xml:space="preserve">Plná moc </w:t>
     </w:r>
   </w:p>
 </w:ftr>
